--- a/docs/答辩材料-AI交叉质询评审团.docx
+++ b/docs/答辩材料-AI交叉质询评审团.docx
@@ -1665,7 +1665,7 @@
           <w:rFonts w:ascii="微软雅黑" w:hAnsi="微软雅黑" w:eastAsia="微软雅黑"/>
           <w:color w:val="555555"/>
         </w:rPr>
-        <w:t>；同一个人不能连说。再加一道质量防线——接话如果和对方原话、或和自己问过的话相似度超过 0.7，</w:t>
+        <w:t>；同一个人不能连说。再加一道质量防线——接话发出来之前，和</w:t>
       </w:r>
       <w:r>
         <w:rPr>
@@ -1673,6 +1673,21 @@
           <w:b/>
           <w:color w:val="555555"/>
         </w:rPr>
+        <w:t>整场会议里之前问过的每一句话</w:t>
+      </w:r>
+      <w:r>
+        <w:rPr>
+          <w:rFonts w:ascii="微软雅黑" w:hAnsi="微软雅黑" w:eastAsia="微软雅黑"/>
+          <w:color w:val="555555"/>
+        </w:rPr>
+        <w:t>比语义相似度，超过 0.80 就先重试一次（还会告诉模型"你重复的是这一句"），仍不合格就</w:t>
+      </w:r>
+      <w:r>
+        <w:rPr>
+          <w:rFonts w:ascii="微软雅黑" w:hAnsi="微软雅黑" w:eastAsia="微软雅黑"/>
+          <w:b/>
+          <w:color w:val="555555"/>
+        </w:rPr>
         <w:t>宁可放弃这次接话</w:t>
       </w:r>
       <w:r>
@@ -1680,7 +1695,7 @@
           <w:rFonts w:ascii="微软雅黑" w:hAnsi="微软雅黑" w:eastAsia="微软雅黑"/>
           <w:color w:val="555555"/>
         </w:rPr>
-        <w:t>，也不会把别人的话复述一遍。</w:t>
+        <w:t>，也不会把别人问过的话再说一遍。这个 0.80 不是拍脑袋定的：我们拿 8 场真模型评审会、26 条真实接话做过标定——原来的判据只看字面重复，26 条里只拦得住 1 条，换个说法就完全失效；换成向量余弦后拦得住 13 条。</w:t>
       </w:r>
     </w:p>
     <w:p>
@@ -2953,7 +2968,7 @@
                 <w:rFonts w:ascii="微软雅黑" w:hAnsi="微软雅黑" w:eastAsia="微软雅黑"/>
                 <w:sz w:val="18"/>
               </w:rPr>
-              <w:t>主动承认并解释机制："这正是我们加了相似度防线（0.7 阈值）的原因——宁可少一次接话。本地 7B 模型能力上限就在这，演示走的是商业模型。"</w:t>
+              <w:t>主动承认并解释机制："这正是我们加了语义去重防线（向量余弦 0.80，比对整场问过的每一句）的原因——重复就重试一次，还重复就宁可少一次接话。本地 7B 模型能力上限就在这，演示走的是商业模型。"</w:t>
             </w:r>
           </w:p>
         </w:tc>
@@ -3212,7 +3227,7 @@
         <w:rPr>
           <w:rFonts w:ascii="微软雅黑" w:hAnsi="微软雅黑" w:eastAsia="微软雅黑"/>
         </w:rPr>
-        <w:t>的行为：接话要同时满足"和自身关注点相关""不和对方原话重复（相似度 &lt; 0.7）""本议题还没接过话""全场没超额度"。实测一场会 4 个主问题会带出最多 4 次接话，箭头方向全部正确。上台前我们用商业模型预跑，确保演示那次能出现。</w:t>
+        <w:t>的行为：接话要同时满足"和自身关注点相关""不和整场已问过的话语义重复（向量余弦 &lt; 0.80）""本议题还没接过话""全场没超额度"。实测一场会 4 个主问题会带出最多 4 次接话，箭头方向全部正确。上台前我们用商业模型预跑，确保演示那次能出现。</w:t>
       </w:r>
     </w:p>
     <w:p>
@@ -3375,7 +3390,7 @@
         <w:rPr>
           <w:rFonts w:ascii="微软雅黑" w:hAnsi="微软雅黑" w:eastAsia="微软雅黑"/>
         </w:rPr>
-        <w:t>；再加相似度 0.7 的防线。追问也有独立封顶：</w:t>
+        <w:t>；再加一道语义去重防线（向量余弦 0.80，比对整场问过的每一句，重复就重试、还重复就放弃）。追问也有独立封顶：</w:t>
       </w:r>
       <w:r>
         <w:rPr>

--- a/docs/答辩材料-AI交叉质询评审团.docx
+++ b/docs/答辩材料-AI交叉质询评审团.docx
@@ -418,7 +418,7 @@
                 <w:rFonts w:ascii="微软雅黑" w:hAnsi="微软雅黑" w:eastAsia="微软雅黑"/>
                 <w:sz w:val="18"/>
               </w:rPr>
-              <w:t>登录页（邮箱 + 验证码）、单页双智能体界面、按 session 删除会话、两个可重跑的验收脚本（16 项 + 17 项）</w:t>
+              <w:t>登录页（邮箱 + 验证码）、单页双智能体界面、按 session 删除会话（归属校验服务端判定）、三个可重跑的验收脚本（启动 19 项 + 页面 18 项 + 身份边界 15 项）</w:t>
             </w:r>
           </w:p>
         </w:tc>
@@ -3927,7 +3927,7 @@
         <w:rPr>
           <w:rFonts w:ascii="微软雅黑" w:hAnsi="微软雅黑" w:eastAsia="微软雅黑"/>
         </w:rPr>
-        <w:t>：M1~M5 五个阶段全部验收通过，另有两个可重跑的验收脚本（启动侧 16 项、页面侧 17 项），每次改完都跑一遍。</w:t>
+        <w:t>：M1~M5 五个阶段全部验收通过，另有三个可重跑的验收脚本（启动侧 19 项、页面侧 18 项、身份边界 15 项），每次改完都跑一遍。</w:t>
       </w:r>
     </w:p>
     <w:p>
@@ -4189,13 +4189,25 @@
           <w:rFonts w:ascii="微软雅黑" w:hAnsi="微软雅黑" w:eastAsia="微软雅黑"/>
           <w:b/>
         </w:rPr>
-        <w:t>评审会的 session id 没有做归属校验</w:t>
-      </w:r>
-      <w:r>
-        <w:rPr>
-          <w:rFonts w:ascii="微软雅黑" w:hAnsi="微软雅黑" w:eastAsia="微软雅黑"/>
-        </w:rPr>
-        <w:t xml:space="preserve">（面试那一半有），也就是说别人拿到 id 可以读这场会议；③ </w:t>
+        <w:t>老评审会没有归属信息</w:t>
+      </w:r>
+      <w:r>
+        <w:rPr>
+          <w:rFonts w:ascii="微软雅黑" w:hAnsi="微软雅黑" w:eastAsia="微软雅黑"/>
+        </w:rPr>
+        <w:t xml:space="preserve"> —— 身份与归属校验已经做到五个评审接口加删除（服务端从登录会话反查账号，</w:t>
+      </w:r>
+      <w:r>
+        <w:rPr>
+          <w:rFonts w:ascii="Consolas" w:hAnsi="Consolas" w:eastAsia="Consolas"/>
+        </w:rPr>
+        <w:t>review_session.student_id</w:t>
+      </w:r>
+      <w:r>
+        <w:rPr>
+          <w:rFonts w:ascii="微软雅黑" w:hAnsi="微软雅黑" w:eastAsia="微软雅黑"/>
+        </w:rPr>
+        <w:t xml:space="preserve"> 说了算），但改动之前提交的会这一列是空的，"没主"的记录按幂等放行，知道 id 的人仍能读／删；③ </w:t>
       </w:r>
       <w:r>
         <w:rPr>
@@ -4634,7 +4646,7 @@
                 <w:rFonts w:ascii="微软雅黑" w:hAnsi="微软雅黑" w:eastAsia="微软雅黑"/>
                 <w:sz w:val="18"/>
               </w:rPr>
-              <w:t>两个真起服务/真读页面的验收脚本：scripts/check_startup.py 16 项、scripts/check_page.py 17 项；两者都会故意改坏一次验证它会变红，不是摆设</w:t>
+              <w:t>三个可重跑的验收脚本：scripts/check_startup.py 19 项（真起服务）、scripts/check_page.py 18 项（真读页面）、scripts/check_auth_boundary.py 15 项（身份与归属，离线）；身份那套还有"不带凭据 401 / 冒名不生效 / 别人的会读不了删不了"这种反向用例在盯</w:t>
             </w:r>
           </w:p>
         </w:tc>
@@ -6784,7 +6796,7 @@
                 <w:rFonts w:ascii="微软雅黑" w:hAnsi="微软雅黑" w:eastAsia="微软雅黑"/>
                 <w:sz w:val="18"/>
               </w:rPr>
-              <w:t>python scripts/check_startup.py（16 项，跑在 8801，不占演示端口）</w:t>
+              <w:t>python scripts/check_startup.py（19 项，跑在 8801，不占演示端口）</w:t>
             </w:r>
           </w:p>
         </w:tc>
@@ -7117,37 +7129,50 @@
           <w:rFonts w:ascii="微软雅黑" w:hAnsi="微软雅黑" w:eastAsia="微软雅黑"/>
           <w:b/>
         </w:rPr>
-        <w:t>评审会的 session id 没有归属校验</w:t>
-      </w:r>
-      <w:r>
-        <w:rPr>
-          <w:rFonts w:ascii="微软雅黑" w:hAnsi="微软雅黑" w:eastAsia="微软雅黑"/>
-        </w:rPr>
-        <w:t>：面试那一半有（</w:t>
+        <w:t>老评审会没有归属信息</w:t>
+      </w:r>
+      <w:r>
+        <w:rPr>
+          <w:rFonts w:ascii="微软雅黑" w:hAnsi="微软雅黑" w:eastAsia="微软雅黑"/>
+        </w:rPr>
+        <w:t>：身份与归属校验现在已经做到五个评审接口加删除（</w:t>
       </w:r>
       <w:r>
         <w:rPr>
           <w:rFonts w:ascii="Consolas" w:hAnsi="Consolas" w:eastAsia="Consolas"/>
         </w:rPr>
-        <w:t>DELETE /session/{id}</w:t>
-      </w:r>
-      <w:r>
-        <w:rPr>
-          <w:rFonts w:ascii="微软雅黑" w:hAnsi="微软雅黑" w:eastAsia="微软雅黑"/>
-        </w:rPr>
-        <w:t xml:space="preserve"> 会校验会话属于谁），评审会那半没有，拿到 id 就能读这场会议。要补就得在提交方案时把登录的 user_id 写进 </w:t>
+        <w:t>app/web/identity.py</w:t>
+      </w:r>
+      <w:r>
+        <w:rPr>
+          <w:rFonts w:ascii="微软雅黑" w:hAnsi="微软雅黑" w:eastAsia="微软雅黑"/>
+        </w:rPr>
+        <w:t xml:space="preserve"> 收口，</w:t>
       </w:r>
       <w:r>
         <w:rPr>
           <w:rFonts w:ascii="Consolas" w:hAnsi="Consolas" w:eastAsia="Consolas"/>
         </w:rPr>
-        <w:t>review_session</w:t>
-      </w:r>
-      <w:r>
-        <w:rPr>
-          <w:rFonts w:ascii="微软雅黑" w:hAnsi="微软雅黑" w:eastAsia="微软雅黑"/>
-        </w:rPr>
-        <w:t>。</w:t>
+        <w:t>review_session.student_id</w:t>
+      </w:r>
+      <w:r>
+        <w:rPr>
+          <w:rFonts w:ascii="微软雅黑" w:hAnsi="微软雅黑" w:eastAsia="微软雅黑"/>
+        </w:rPr>
+        <w:t xml:space="preserve"> 说了算）；但</w:t>
+      </w:r>
+      <w:r>
+        <w:rPr>
+          <w:rFonts w:ascii="微软雅黑" w:hAnsi="微软雅黑" w:eastAsia="微软雅黑"/>
+          <w:b/>
+        </w:rPr>
+        <w:t>改动之前提交的会这一列是空的</w:t>
+      </w:r>
+      <w:r>
+        <w:rPr>
+          <w:rFonts w:ascii="微软雅黑" w:hAnsi="微软雅黑" w:eastAsia="微软雅黑"/>
+        </w:rPr>
+        <w:t>（29 行、非空 0 行），这种"没主"的记录按幂等放行 —— 知道那个 32 位 hex 的人仍能读／删它，猜是猜不到。要彻底收掉得给存量数据补一次归属。</w:t>
       </w:r>
     </w:p>
     <w:p>

--- a/docs/答辩材料-AI交叉质询评审团.docx
+++ b/docs/答辩材料-AI交叉质询评审团.docx
@@ -4189,7 +4189,7 @@
           <w:rFonts w:ascii="微软雅黑" w:hAnsi="微软雅黑" w:eastAsia="微软雅黑"/>
           <w:b/>
         </w:rPr>
-        <w:t>老评审会没有归属信息</w:t>
+        <w:t>"无主"的会仍按幂等放行</w:t>
       </w:r>
       <w:r>
         <w:rPr>
@@ -4207,7 +4207,69 @@
         <w:rPr>
           <w:rFonts w:ascii="微软雅黑" w:hAnsi="微软雅黑" w:eastAsia="微软雅黑"/>
         </w:rPr>
-        <w:t xml:space="preserve"> 说了算），但改动之前提交的会这一列是空的，"没主"的记录按幂等放行，知道 id 的人仍能读／删；③ </w:t>
+        <w:t xml:space="preserve"> 说了算）；改动之前那批空归属的存量会</w:t>
+      </w:r>
+      <w:r>
+        <w:rPr>
+          <w:rFonts w:ascii="微软雅黑" w:hAnsi="微软雅黑" w:eastAsia="微软雅黑"/>
+          <w:b/>
+        </w:rPr>
+        <w:t>我已经用回填脚本补上了</w:t>
+      </w:r>
+      <w:r>
+        <w:rPr>
+          <w:rFonts w:ascii="微软雅黑" w:hAnsi="微软雅黑" w:eastAsia="微软雅黑"/>
+        </w:rPr>
+        <w:t>（</w:t>
+      </w:r>
+      <w:r>
+        <w:rPr>
+          <w:rFonts w:ascii="Consolas" w:hAnsi="Consolas" w:eastAsia="Consolas"/>
+        </w:rPr>
+        <w:t>scripts/backfill_review_owner.py</w:t>
+      </w:r>
+      <w:r>
+        <w:rPr>
+          <w:rFonts w:ascii="微软雅黑" w:hAnsi="微软雅黑" w:eastAsia="微软雅黑"/>
+        </w:rPr>
+        <w:t>，29 行、现在无归属 0 行），但</w:t>
+      </w:r>
+      <w:r>
+        <w:rPr>
+          <w:rFonts w:ascii="微软雅黑" w:hAnsi="微软雅黑" w:eastAsia="微软雅黑"/>
+          <w:b/>
+        </w:rPr>
+        <w:t>代码里那条放行分支我留着</w:t>
+      </w:r>
+      <w:r>
+        <w:rPr>
+          <w:rFonts w:ascii="微软雅黑" w:hAnsi="微软雅黑" w:eastAsia="微软雅黑"/>
+        </w:rPr>
+        <w:t xml:space="preserve">——它兜的是另一类会：没提交过方案、直接调 </w:t>
+      </w:r>
+      <w:r>
+        <w:rPr>
+          <w:rFonts w:ascii="Consolas" w:hAnsi="Consolas" w:eastAsia="Consolas"/>
+        </w:rPr>
+        <w:t>/meeting/start</w:t>
+      </w:r>
+      <w:r>
+        <w:rPr>
+          <w:rFonts w:ascii="微软雅黑" w:hAnsi="微软雅黑" w:eastAsia="微软雅黑"/>
+        </w:rPr>
+        <w:t xml:space="preserve"> 开的会，</w:t>
+      </w:r>
+      <w:r>
+        <w:rPr>
+          <w:rFonts w:ascii="Consolas" w:hAnsi="Consolas" w:eastAsia="Consolas"/>
+        </w:rPr>
+        <w:t>review_session</w:t>
+      </w:r>
+      <w:r>
+        <w:rPr>
+          <w:rFonts w:ascii="微软雅黑" w:hAnsi="微软雅黑" w:eastAsia="微软雅黑"/>
+        </w:rPr>
+        <w:t xml:space="preserve"> 里压根没有这一行，同样没有归属信息可查；③ </w:t>
       </w:r>
       <w:r>
         <w:rPr>
@@ -7129,7 +7191,7 @@
           <w:rFonts w:ascii="微软雅黑" w:hAnsi="微软雅黑" w:eastAsia="微软雅黑"/>
           <w:b/>
         </w:rPr>
-        <w:t>老评审会没有归属信息</w:t>
+        <w:t>"无主"的会仍按幂等放行</w:t>
       </w:r>
       <w:r>
         <w:rPr>
@@ -7159,20 +7221,100 @@
         <w:rPr>
           <w:rFonts w:ascii="微软雅黑" w:hAnsi="微软雅黑" w:eastAsia="微软雅黑"/>
         </w:rPr>
-        <w:t xml:space="preserve"> 说了算）；但</w:t>
+        <w:t xml:space="preserve"> 说了算）。改动之前那批空归属的存量会</w:t>
       </w:r>
       <w:r>
         <w:rPr>
           <w:rFonts w:ascii="微软雅黑" w:hAnsi="微软雅黑" w:eastAsia="微软雅黑"/>
           <w:b/>
         </w:rPr>
-        <w:t>改动之前提交的会这一列是空的</w:t>
-      </w:r>
-      <w:r>
-        <w:rPr>
-          <w:rFonts w:ascii="微软雅黑" w:hAnsi="微软雅黑" w:eastAsia="微软雅黑"/>
-        </w:rPr>
-        <w:t>（29 行、非空 0 行），这种"没主"的记录按幂等放行 —— 知道那个 32 位 hex 的人仍能读／删它，猜是猜不到。要彻底收掉得给存量数据补一次归属。</w:t>
+        <w:t>已经补上了</w:t>
+      </w:r>
+      <w:r>
+        <w:rPr>
+          <w:rFonts w:ascii="微软雅黑" w:hAnsi="微软雅黑" w:eastAsia="微软雅黑"/>
+        </w:rPr>
+        <w:t xml:space="preserve"> —— </w:t>
+      </w:r>
+      <w:r>
+        <w:rPr>
+          <w:rFonts w:ascii="Consolas" w:hAnsi="Consolas" w:eastAsia="Consolas"/>
+        </w:rPr>
+        <w:t>scripts/backfill_review_owner.py</w:t>
+      </w:r>
+      <w:r>
+        <w:rPr>
+          <w:rFonts w:ascii="微软雅黑" w:hAnsi="微软雅黑" w:eastAsia="微软雅黑"/>
+        </w:rPr>
+        <w:t>（默认只打印不改，</w:t>
+      </w:r>
+      <w:r>
+        <w:rPr>
+          <w:rFonts w:ascii="Consolas" w:hAnsi="Consolas" w:eastAsia="Consolas"/>
+        </w:rPr>
+        <w:t>--apply</w:t>
+      </w:r>
+      <w:r>
+        <w:rPr>
+          <w:rFonts w:ascii="微软雅黑" w:hAnsi="微软雅黑" w:eastAsia="微软雅黑"/>
+        </w:rPr>
+        <w:t xml:space="preserve"> 才写库）把 29 行补到归属账号名下，现在表里无归属 0 行。</w:t>
+      </w:r>
+      <w:r>
+        <w:rPr>
+          <w:rFonts w:ascii="微软雅黑" w:hAnsi="微软雅黑" w:eastAsia="微软雅黑"/>
+          <w:b/>
+        </w:rPr>
+        <w:t>但代码里那条放行分支保留着</w:t>
+      </w:r>
+      <w:r>
+        <w:rPr>
+          <w:rFonts w:ascii="微软雅黑" w:hAnsi="微软雅黑" w:eastAsia="微软雅黑"/>
+        </w:rPr>
+        <w:t xml:space="preserve">，因为它还兜着另一类会：没提交过方案、直接调 </w:t>
+      </w:r>
+      <w:r>
+        <w:rPr>
+          <w:rFonts w:ascii="Consolas" w:hAnsi="Consolas" w:eastAsia="Consolas"/>
+        </w:rPr>
+        <w:t>POST /review/meeting/start</w:t>
+      </w:r>
+      <w:r>
+        <w:rPr>
+          <w:rFonts w:ascii="微软雅黑" w:hAnsi="微软雅黑" w:eastAsia="微软雅黑"/>
+        </w:rPr>
+        <w:t xml:space="preserve"> 开的会，</w:t>
+      </w:r>
+      <w:r>
+        <w:rPr>
+          <w:rFonts w:ascii="Consolas" w:hAnsi="Consolas" w:eastAsia="Consolas"/>
+        </w:rPr>
+        <w:t>review_session</w:t>
+      </w:r>
+      <w:r>
+        <w:rPr>
+          <w:rFonts w:ascii="微软雅黑" w:hAnsi="微软雅黑" w:eastAsia="微软雅黑"/>
+        </w:rPr>
+        <w:t xml:space="preserve"> 里没有这一行，同样"没有归属信息可查"，只有 </w:t>
+      </w:r>
+      <w:r>
+        <w:rPr>
+          <w:rFonts w:ascii="Consolas" w:hAnsi="Consolas" w:eastAsia="Consolas"/>
+        </w:rPr>
+        <w:t>session_id</w:t>
+      </w:r>
+      <w:r>
+        <w:rPr>
+          <w:rFonts w:ascii="微软雅黑" w:hAnsi="微软雅黑" w:eastAsia="微软雅黑"/>
+        </w:rPr>
+        <w:t xml:space="preserve"> 一个凭据可比，拦下来等于谁也进不去。</w:t>
+      </w:r>
+      <w:r>
+        <w:rPr>
+          <w:rFonts w:ascii="微软雅黑" w:hAnsi="微软雅黑" w:eastAsia="微软雅黑"/>
+          <w:b/>
+        </w:rPr>
+        <w:t>修数据不等于修代码：数据补一次就没有了，放行分支是常驻的。</w:t>
       </w:r>
     </w:p>
     <w:p>
